--- a/src/etc_docgen/assets/templates/thiet-ke-co-so.docx
+++ b/src/etc_docgen/assets/templates/thiet-ke-co-so.docx
@@ -6656,6 +6656,266 @@
       </w:pPr>
       <w:r>
         <w:t>{{ tkcs.project_management or '[CẦN BỔ SUNG: Mô hình QLDA — BQL chuyên trách / kiêm nhiệm]' }}</w:t>
+      </w:r>
+    </w:p>
+    <w:p>
+      <w:pPr>
+        <w:pStyle w:val="Heading2"/>
+      </w:pPr>
+      <w:r>
+        <w:t>Mục tiêu đầu tư</w:t>
+      </w:r>
+    </w:p>
+    <w:p>
+      <w:r>
+        <w:t>{{ tkcs.objectives or '[CẦN BỔ SUNG: Mục tiêu tổng quát, mục tiêu cụ thể với KPI đo được]' }}</w:t>
+      </w:r>
+    </w:p>
+    <w:p>
+      <w:pPr>
+        <w:pStyle w:val="Heading2"/>
+      </w:pPr>
+      <w:r>
+        <w:t>Pattern kiến trúc phần mềm</w:t>
+      </w:r>
+    </w:p>
+    <w:p>
+      <w:r>
+        <w:t>{{ tkcs.software_arch_pattern or '[CẦN BỔ SUNG: Phân tích lựa chọn microservices / monolith / SOA]' }}</w:t>
+      </w:r>
+    </w:p>
+    <w:p>
+      <w:pPr>
+        <w:pStyle w:val="Heading2"/>
+      </w:pPr>
+      <w:r>
+        <w:t>Lựa chọn hệ quản trị CSDL</w:t>
+      </w:r>
+    </w:p>
+    <w:p>
+      <w:r>
+        <w:t>{{ tkcs.dbms_choice or '[CẦN BỔ SUNG: Phân tích lựa chọn DBMS (RDBMS vs NoSQL, vendor)]' }}</w:t>
+      </w:r>
+    </w:p>
+    <w:p>
+      <w:pPr>
+        <w:pStyle w:val="Heading2"/>
+      </w:pPr>
+      <w:r>
+        <w:t>Lựa chọn hệ điều hành</w:t>
+      </w:r>
+    </w:p>
+    <w:p>
+      <w:r>
+        <w:t>{{ tkcs.os_choice or '[CẦN BỔ SUNG: Phân tích lựa chọn HĐH máy chủ (Linux distro / Windows Server)]' }}</w:t>
+      </w:r>
+    </w:p>
+    <w:p>
+      <w:pPr>
+        <w:pStyle w:val="Heading2"/>
+      </w:pPr>
+      <w:r>
+        <w:t>Tiêu chuẩn áp dụng</w:t>
+      </w:r>
+    </w:p>
+    <w:p>
+      <w:r>
+        <w:t>{{ tkcs.standards or '[CẦN BỔ SUNG: Các tiêu chuẩn TCVN, ISO, IEEE, OpenAPI áp dụng]' }}</w:t>
+      </w:r>
+    </w:p>
+    <w:p>
+      <w:pPr>
+        <w:pStyle w:val="Heading2"/>
+      </w:pPr>
+      <w:r>
+        <w:t>Thiết kế phần mềm</w:t>
+      </w:r>
+    </w:p>
+    <w:p>
+      <w:r>
+        <w:t>{{ tkcs.software_design or '[CẦN BỔ SUNG: Thiết kế phần mềm tổng quan — module, layer, interface]' }}</w:t>
+      </w:r>
+    </w:p>
+    <w:p>
+      <w:pPr>
+        <w:pStyle w:val="Heading2"/>
+      </w:pPr>
+      <w:r>
+        <w:t>Thiết kế hạ tầng</w:t>
+      </w:r>
+    </w:p>
+    <w:p>
+      <w:r>
+        <w:t>{{ tkcs.infrastructure_design or '[CẦN BỔ SUNG: Thiết kế hạ tầng — server, network, storage]' }}</w:t>
+      </w:r>
+    </w:p>
+    <w:p>
+      <w:pPr>
+        <w:pStyle w:val="Heading2"/>
+      </w:pPr>
+      <w:r>
+        <w:t>Thiết kế bảo mật chi tiết</w:t>
+      </w:r>
+    </w:p>
+    <w:p>
+      <w:r>
+        <w:t>{{ tkcs.security_design or '[CẦN BỔ SUNG: Thiết kế ATTT theo TCVN 11930 — 5 nhóm biện pháp (quản lý, kỹ thuật, vật lý, con người, vận hành)]' }}</w:t>
+      </w:r>
+    </w:p>
+    <w:p>
+      <w:pPr>
+        <w:pStyle w:val="Heading2"/>
+      </w:pPr>
+      <w:r>
+        <w:t>Giải pháp kỹ thuật ATTT</w:t>
+      </w:r>
+    </w:p>
+    <w:p>
+      <w:r>
+        <w:t>{{ tkcs.security_tech or '[CẦN BỔ SUNG: WAF, SIEM, IDS/IPS, mã hóa end-to-end]' }}</w:t>
+      </w:r>
+    </w:p>
+    <w:p>
+      <w:pPr>
+        <w:pStyle w:val="Heading2"/>
+      </w:pPr>
+      <w:r>
+        <w:t>Chuẩn bị nguồn lực vận hành</w:t>
+      </w:r>
+    </w:p>
+    <w:p>
+      <w:r>
+        <w:t>{{ tkcs.prep_resources or '[CẦN BỔ SUNG: Nhân lực, thiết bị, hạ tầng chuẩn bị cho vận hành]' }}</w:t>
+      </w:r>
+    </w:p>
+    <w:p>
+      <w:pPr>
+        <w:pStyle w:val="Heading2"/>
+      </w:pPr>
+      <w:r>
+        <w:t>Chuẩn bị quy chế vận hành</w:t>
+      </w:r>
+    </w:p>
+    <w:p>
+      <w:r>
+        <w:t>{{ tkcs.prep_policies or '[CẦN BỔ SUNG: Quy chế, quy trình, SOP vận hành]' }}</w:t>
+      </w:r>
+    </w:p>
+    <w:p>
+      <w:pPr>
+        <w:pStyle w:val="Heading2"/>
+      </w:pPr>
+      <w:r>
+        <w:t>Hỗ trợ và đào tạo người dùng</w:t>
+      </w:r>
+    </w:p>
+    <w:p>
+      <w:r>
+        <w:t>{{ tkcs.user_support or '[CẦN BỔ SUNG: Phương án hỗ trợ, đào tạo, truyền thông tới người dùng]' }}</w:t>
+      </w:r>
+    </w:p>
+    <w:p>
+      <w:pPr>
+        <w:pStyle w:val="Heading2"/>
+      </w:pPr>
+      <w:r>
+        <w:t>Các mốc triển khai (milestones)</w:t>
+      </w:r>
+    </w:p>
+    <w:p>
+      <w:r>
+        <w:t>{{ tkcs.milestones or '[CẦN BỔ SUNG: Các milestone chính: khởi động, thiết kế, triển khai, UAT, go-live]' }}</w:t>
+      </w:r>
+    </w:p>
+    <w:p>
+      <w:pPr>
+        <w:pStyle w:val="Heading2"/>
+      </w:pPr>
+      <w:r>
+        <w:t>Kế hoạch tiến độ chi tiết</w:t>
+      </w:r>
+    </w:p>
+    <w:p>
+      <w:r>
+        <w:t>{{ tkcs.schedule or '[CẦN BỔ SUNG: Bảng tiến độ Gantt / WBS từng hạng mục]' }}</w:t>
+      </w:r>
+    </w:p>
+    <w:p>
+      <w:pPr>
+        <w:pStyle w:val="Heading2"/>
+      </w:pPr>
+      <w:r>
+        <w:t>Dự toán chi tiết</w:t>
+      </w:r>
+    </w:p>
+    <w:p>
+      <w:r>
+        <w:t>{{ tkcs.budget_detail or '[CẦN BỔ SUNG: Chi tiết dự toán theo TT 04/2020/TT-BTTTT — từng hạng mục]' }}</w:t>
+      </w:r>
+    </w:p>
+    <w:p>
+      <w:pPr>
+        <w:pStyle w:val="Heading2"/>
+      </w:pPr>
+      <w:r>
+        <w:t>Chi phí vận hành chi tiết</w:t>
+      </w:r>
+    </w:p>
+    <w:p>
+      <w:r>
+        <w:t>{{ tkcs.opex or '[CẦN BỔ SUNG: Chi phí O&amp;M hàng năm — nhân lực, license, hạ tầng, điện nước]' }}</w:t>
+      </w:r>
+    </w:p>
+    <w:p>
+      <w:pPr>
+        <w:pStyle w:val="Heading2"/>
+      </w:pPr>
+      <w:r>
+        <w:t>Bảo hành, bảo trì</w:t>
+      </w:r>
+    </w:p>
+    <w:p>
+      <w:r>
+        <w:t>{{ tkcs.warranty or '[CẦN BỔ SUNG: Điều khoản bảo hành, thời hạn bảo trì sau go-live]' }}</w:t>
+      </w:r>
+    </w:p>
+    <w:p>
+      <w:pPr>
+        <w:pStyle w:val="Heading2"/>
+      </w:pPr>
+      <w:r>
+        <w:t>Hình thức quản lý dự án</w:t>
+      </w:r>
+    </w:p>
+    <w:p>
+      <w:r>
+        <w:t>{{ tkcs.pm_form or '[CẦN BỔ SUNG: BQL chuyên trách / kiêm nhiệm / thuê tư vấn QLDA]' }}</w:t>
+      </w:r>
+    </w:p>
+    <w:p>
+      <w:pPr>
+        <w:pStyle w:val="Heading2"/>
+      </w:pPr>
+      <w:r>
+        <w:t>Các bên liên quan</w:t>
+      </w:r>
+    </w:p>
+    <w:p>
+      <w:r>
+        <w:t>{{ tkcs.stakeholders or '[CẦN BỔ SUNG: Chủ đầu tư, nhà thầu, tư vấn giám sát, đơn vị thẩm định]' }}</w:t>
+      </w:r>
+    </w:p>
+    <w:p>
+      <w:pPr>
+        <w:pStyle w:val="Heading2"/>
+      </w:pPr>
+      <w:r>
+        <w:t>Phương pháp quản lý dự án</w:t>
+      </w:r>
+    </w:p>
+    <w:p>
+      <w:r>
+        <w:t>{{ tkcs.pm_method or '[CẦN BỔ SUNG: Waterfall / Agile / Hybrid — áp dụng cho từng giai đoạn]' }}</w:t>
       </w:r>
     </w:p>
     <w:sectPr>
